--- a/docs/uml/Описание_диаграмм_последовательностей_и_активности.docx
+++ b/docs/uml/Описание_диаграмм_последовательностей_и_активности.docx
@@ -18,7 +18,7 @@
     </w:p>
     <w:p>
       <w:r>
-        <w:t>13 диаграмм последовательностей (SD) и 6 диаграмм активности (AD) описывают основные сценарии системы по ТЗ v10 (ФТ-01–ФТ-41). Данные пользователя хранятся в браузере (IndexedDB); серверная часть участвует только в обращениях к языковой модели и ОРИОКС. Простые операции (профиль, категории, создание цели) выполняются по той же схеме, что и SD-02, SD-03, поэтому отдельными диаграммами не показаны.</w:t>
+        <w:t>12 диаграмм последовательностей (SD) и 6 диаграмм активности (AD) описывают основные сценарии системы по ТЗ v11 (ФТ-01–ФТ-39). Данные пользователя хранятся в браузере (IndexedDB); серверная часть участвует только в обращениях к языковой модели и ОРИОКС. Простые операции (профиль, категории, создание цели) выполняются по той же схеме, что и SD-02, SD-03, поэтому отдельными диаграммами не показаны.</w:t>
       </w:r>
     </w:p>
     <w:p>
@@ -183,7 +183,7 @@
               <w:rPr>
                 <w:sz w:val="22"/>
               </w:rPr>
-              <w:t>Задачи и цели, календарь и расписание, контроль нагрузки, рабочие сессии, файлы, ИИ, профиль и хранение</w:t>
+              <w:t>Задачи и цели, календарь и расписание, контроль нагрузки, файлы, ИИ, профиль и хранение</w:t>
             </w:r>
           </w:p>
         </w:tc>
@@ -480,7 +480,7 @@
               <w:rPr>
                 <w:sz w:val="22"/>
               </w:rPr>
-              <w:t>Задача проверяется и сохраняется со статусом «Бэклог»; при пустых дедлайне или оценке Система предлагает их заполнить.</w:t>
+              <w:t>Задача проверяется и сохраняется со статусом «Бэклог»; при пустых дедлайне или длительности Система предлагает их заполнить.</w:t>
             </w:r>
           </w:p>
         </w:tc>
@@ -530,7 +530,7 @@
               <w:rPr>
                 <w:sz w:val="22"/>
               </w:rPr>
-              <w:t>После подтверждения задача удаляется вместе с интервалами, сессиями и файлами в одной транзакции.</w:t>
+              <w:t>После подтверждения задача удаляется вместе с интервалами и файлами в одной транзакции.</w:t>
             </w:r>
           </w:p>
         </w:tc>
@@ -614,7 +614,7 @@
               <w:rPr>
                 <w:sz w:val="22"/>
               </w:rPr>
-              <w:t>ФТ-38–41, НД-01</w:t>
+              <w:t>ФТ-37–40, НД-01</w:t>
             </w:r>
           </w:p>
         </w:tc>
@@ -748,7 +748,7 @@
               <w:rPr>
                 <w:sz w:val="22"/>
               </w:rPr>
-              <w:t>SD-08. Рабочая сессия по задаче</w:t>
+              <w:t>SD-08. Запрос к ИИ на создание или изменение задачи / события</w:t>
             </w:r>
           </w:p>
         </w:tc>
@@ -764,57 +764,7 @@
               <w:rPr>
                 <w:sz w:val="22"/>
               </w:rPr>
-              <w:t>ФТ-32</w:t>
-            </w:r>
-          </w:p>
-        </w:tc>
-        <w:tc>
-          <w:tcPr>
-            <w:tcW w:type="dxa" w:w="5046"/>
-          </w:tcPr>
-          <w:p>
-            <w:pPr>
-              <w:spacing w:after="0"/>
-            </w:pPr>
-            <w:r>
-              <w:rPr>
-                <w:sz w:val="22"/>
-              </w:rPr>
-              <w:t>Запуск и завершение рабочей сессии (одна активная на задачу), расчёт фактического времени и сравнение с оценкой.</w:t>
-            </w:r>
-          </w:p>
-        </w:tc>
-      </w:tr>
-      <w:tr>
-        <w:tc>
-          <w:tcPr>
-            <w:tcW w:type="dxa" w:w="2835"/>
-          </w:tcPr>
-          <w:p>
-            <w:pPr>
-              <w:spacing w:after="0"/>
-            </w:pPr>
-            <w:r>
-              <w:rPr>
-                <w:sz w:val="22"/>
-              </w:rPr>
-              <w:t>SD-09. Запрос к ИИ на создание или изменение задачи / события</w:t>
-            </w:r>
-          </w:p>
-        </w:tc>
-        <w:tc>
-          <w:tcPr>
-            <w:tcW w:type="dxa" w:w="1474"/>
-          </w:tcPr>
-          <w:p>
-            <w:pPr>
-              <w:spacing w:after="0"/>
-            </w:pPr>
-            <w:r>
-              <w:rPr>
-                <w:sz w:val="22"/>
-              </w:rPr>
-              <w:t>ФТ-36, 37, 39–41</w:t>
+              <w:t>ФТ-35, 36, 38–40</w:t>
             </w:r>
           </w:p>
         </w:tc>
@@ -848,7 +798,7 @@
               <w:rPr>
                 <w:sz w:val="22"/>
               </w:rPr>
-              <w:t>SD-10. Оценка учебной нагрузки и рекомендации</w:t>
+              <w:t>SD-09. Оценка учебной нагрузки и рекомендации</w:t>
             </w:r>
           </w:p>
         </w:tc>
@@ -898,7 +848,7 @@
               <w:rPr>
                 <w:sz w:val="22"/>
               </w:rPr>
-              <w:t>SD-11. Планирование интервала с проверкой пересечений</w:t>
+              <w:t>SD-10. Планирование интервала с проверкой пересечений</w:t>
             </w:r>
           </w:p>
         </w:tc>
@@ -948,7 +898,7 @@
               <w:rPr>
                 <w:sz w:val="22"/>
               </w:rPr>
-              <w:t>SD-12. Удаление цели</w:t>
+              <w:t>SD-11. Удаление цели</w:t>
             </w:r>
           </w:p>
         </w:tc>
@@ -998,7 +948,7 @@
               <w:rPr>
                 <w:sz w:val="22"/>
               </w:rPr>
-              <w:t>SD-13. Прикрепление и скачивание файла</w:t>
+              <w:t>SD-12. Прикрепление и скачивание файла</w:t>
             </w:r>
           </w:p>
         </w:tc>
@@ -1014,7 +964,7 @@
               <w:rPr>
                 <w:sz w:val="22"/>
               </w:rPr>
-              <w:t>ФТ-33–35, НД-02</w:t>
+              <w:t>ФТ-32–34, НД-02</w:t>
             </w:r>
           </w:p>
         </w:tc>
@@ -1154,7 +1104,7 @@
               <w:rPr>
                 <w:sz w:val="22"/>
               </w:rPr>
-              <w:t>ФТ-38–41</w:t>
+              <w:t>ФТ-37–40</w:t>
             </w:r>
           </w:p>
         </w:tc>
@@ -1204,7 +1154,7 @@
               <w:rPr>
                 <w:sz w:val="22"/>
               </w:rPr>
-              <w:t>ФТ-06, 22, 30–32</w:t>
+              <w:t>ФТ-06, 08, 22, 25, 30</w:t>
             </w:r>
           </w:p>
         </w:tc>
@@ -1220,7 +1170,7 @@
               <w:rPr>
                 <w:sz w:val="22"/>
               </w:rPr>
-              <w:t>Путь задачи: создание, планирование с проверкой пересечений, рабочие сессии, завершение.</w:t>
+              <w:t>Путь задачи: создание, планирование с проверкой пересечений, смена статусов пользователем, завершение.</w:t>
             </w:r>
           </w:p>
         </w:tc>
@@ -1404,7 +1354,7 @@
               <w:rPr>
                 <w:sz w:val="22"/>
               </w:rPr>
-              <w:t>ФТ-36, 37, 39, 40</w:t>
+              <w:t>ФТ-35, 36, 38, 39</w:t>
             </w:r>
           </w:p>
         </w:tc>
@@ -1759,7 +1709,7 @@
               <w:rPr>
                 <w:sz w:val="22"/>
               </w:rPr>
-              <w:t>SD-12</w:t>
+              <w:t>SD-11</w:t>
             </w:r>
           </w:p>
         </w:tc>
@@ -1793,7 +1743,7 @@
               <w:rPr>
                 <w:sz w:val="22"/>
               </w:rPr>
-              <w:t>по схеме SD-02 и SD-12</w:t>
+              <w:t>по схеме SD-02 и SD-11</w:t>
             </w:r>
           </w:p>
         </w:tc>
@@ -1861,7 +1811,7 @@
               <w:rPr>
                 <w:sz w:val="22"/>
               </w:rPr>
-              <w:t>SD-10, SD-08 (данные главной страницы)</w:t>
+              <w:t>SD-09 (данные главной страницы)</w:t>
             </w:r>
           </w:p>
         </w:tc>
@@ -1895,7 +1845,7 @@
               <w:rPr>
                 <w:sz w:val="22"/>
               </w:rPr>
-              <w:t>SD-11, AD-02</w:t>
+              <w:t>SD-10, AD-02</w:t>
             </w:r>
           </w:p>
         </w:tc>
@@ -1963,7 +1913,7 @@
               <w:rPr>
                 <w:sz w:val="22"/>
               </w:rPr>
-              <w:t>SD-10, AD-04</w:t>
+              <w:t>SD-09, AD-04</w:t>
             </w:r>
           </w:p>
         </w:tc>
@@ -2015,7 +1965,7 @@
               <w:rPr>
                 <w:sz w:val="22"/>
               </w:rPr>
-              <w:t>ФТ-32</w:t>
+              <w:t>ФТ-32–ФТ-34</w:t>
             </w:r>
           </w:p>
         </w:tc>
@@ -2031,7 +1981,7 @@
               <w:rPr>
                 <w:sz w:val="22"/>
               </w:rPr>
-              <w:t>SD-08, AD-02</w:t>
+              <w:t>SD-12</w:t>
             </w:r>
           </w:p>
         </w:tc>
@@ -2049,7 +1999,7 @@
               <w:rPr>
                 <w:sz w:val="22"/>
               </w:rPr>
-              <w:t>ФТ-33–ФТ-35</w:t>
+              <w:t>ФТ-35, ФТ-36</w:t>
             </w:r>
           </w:p>
         </w:tc>
@@ -2065,7 +2015,7 @@
               <w:rPr>
                 <w:sz w:val="22"/>
               </w:rPr>
-              <w:t>SD-13</w:t>
+              <w:t>SD-08, AD-06</w:t>
             </w:r>
           </w:p>
         </w:tc>
@@ -2083,41 +2033,7 @@
               <w:rPr>
                 <w:sz w:val="22"/>
               </w:rPr>
-              <w:t>ФТ-36, ФТ-37</w:t>
-            </w:r>
-          </w:p>
-        </w:tc>
-        <w:tc>
-          <w:tcPr>
-            <w:tcW w:type="dxa" w:w="6520"/>
-          </w:tcPr>
-          <w:p>
-            <w:pPr>
-              <w:spacing w:after="0"/>
-            </w:pPr>
-            <w:r>
-              <w:rPr>
-                <w:sz w:val="22"/>
-              </w:rPr>
-              <w:t>SD-09, AD-06</w:t>
-            </w:r>
-          </w:p>
-        </w:tc>
-      </w:tr>
-      <w:tr>
-        <w:tc>
-          <w:tcPr>
-            <w:tcW w:type="dxa" w:w="2835"/>
-          </w:tcPr>
-          <w:p>
-            <w:pPr>
-              <w:spacing w:after="0"/>
-            </w:pPr>
-            <w:r>
-              <w:rPr>
-                <w:sz w:val="22"/>
-              </w:rPr>
-              <w:t>ФТ-38</w:t>
+              <w:t>ФТ-37</w:t>
             </w:r>
           </w:p>
         </w:tc>
@@ -2151,7 +2067,7 @@
               <w:rPr>
                 <w:sz w:val="22"/>
               </w:rPr>
-              <w:t>ФТ-39, ФТ-40</w:t>
+              <w:t>ФТ-38, ФТ-39</w:t>
             </w:r>
           </w:p>
         </w:tc>
@@ -2167,7 +2083,7 @@
               <w:rPr>
                 <w:sz w:val="22"/>
               </w:rPr>
-              <w:t>SD-05, SD-09, AD-01, AD-06</w:t>
+              <w:t>SD-05, SD-08, AD-01, AD-06</w:t>
             </w:r>
           </w:p>
         </w:tc>
@@ -2185,7 +2101,7 @@
               <w:rPr>
                 <w:sz w:val="22"/>
               </w:rPr>
-              <w:t>ФТ-41</w:t>
+              <w:t>ФТ-40</w:t>
             </w:r>
           </w:p>
         </w:tc>
@@ -2201,7 +2117,7 @@
               <w:rPr>
                 <w:sz w:val="22"/>
               </w:rPr>
-              <w:t>SD-05, SD-09</w:t>
+              <w:t>SD-05, SD-08</w:t>
             </w:r>
           </w:p>
         </w:tc>
@@ -2235,7 +2151,7 @@
               <w:rPr>
                 <w:sz w:val="22"/>
               </w:rPr>
-              <w:t>SD-05, SD-09, SD-10, AD-03</w:t>
+              <w:t>SD-05, SD-08, SD-09, AD-03</w:t>
             </w:r>
           </w:p>
         </w:tc>
@@ -2269,7 +2185,7 @@
               <w:rPr>
                 <w:sz w:val="22"/>
               </w:rPr>
-              <w:t>SD-13</w:t>
+              <w:t>SD-12</w:t>
             </w:r>
           </w:p>
         </w:tc>
@@ -2303,7 +2219,7 @@
               <w:rPr>
                 <w:sz w:val="22"/>
               </w:rPr>
-              <w:t>SD-03, SD-05, SD-12</w:t>
+              <w:t>SD-03, SD-05, SD-11</w:t>
             </w:r>
           </w:p>
         </w:tc>
@@ -2345,6 +2261,8 @@
     </w:tbl>
     <w:p/>
     <w:sectPr>
+      <w:headerReference w:type="default" r:id="rId9"/>
+      <w:footerReference w:type="default" r:id="rId10"/>
       <w:pgSz w:w="11906" w:h="16838"/>
       <w:pgMar w:top="1134" w:right="850" w:bottom="1134" w:left="1701" w:header="720" w:footer="720" w:gutter="0"/>
       <w:cols w:space="720"/>
@@ -2352,6 +2270,26 @@
     </w:sectPr>
   </w:body>
 </w:document>
+</file>
+
+<file path=word/footer1.xml><?xml version="1.0" encoding="utf-8"?>
+<w:ftr xmlns:m="http://schemas.openxmlformats.org/officeDocument/2006/math" xmlns:mc="http://schemas.openxmlformats.org/markup-compatibility/2006" xmlns:mo="http://schemas.microsoft.com/office/mac/office/2008/main" xmlns:mv="urn:schemas-microsoft-com:mac:vml" xmlns:o="urn:schemas-microsoft-com:office:office" xmlns:r="http://schemas.openxmlformats.org/officeDocument/2006/relationships" xmlns:v="urn:schemas-microsoft-com:vml" xmlns:w10="urn:schemas-microsoft-com:office:word" xmlns:w14="http://schemas.microsoft.com/office/word/2010/wordml" xmlns:w="http://schemas.openxmlformats.org/wordprocessingml/2006/main" xmlns:wne="http://schemas.microsoft.com/office/word/2006/wordml" xmlns:wp14="http://schemas.microsoft.com/office/word/2010/wordprocessingDrawing" xmlns:wp="http://schemas.openxmlformats.org/drawingml/2006/wordprocessingDrawing" xmlns:wpc="http://schemas.microsoft.com/office/word/2010/wordprocessingCanvas" xmlns:wpg="http://schemas.microsoft.com/office/word/2010/wordprocessingGroup" xmlns:wpi="http://schemas.microsoft.com/office/word/2010/wordprocessingInk" xmlns:wps="http://schemas.microsoft.com/office/word/2010/wordprocessingShape" mc:Ignorable="w14 wp14">
+  <w:p>
+    <w:pPr>
+      <w:pStyle w:val="Footer"/>
+    </w:pPr>
+  </w:p>
+</w:ftr>
+</file>
+
+<file path=word/header1.xml><?xml version="1.0" encoding="utf-8"?>
+<w:hdr xmlns:m="http://schemas.openxmlformats.org/officeDocument/2006/math" xmlns:mc="http://schemas.openxmlformats.org/markup-compatibility/2006" xmlns:mo="http://schemas.microsoft.com/office/mac/office/2008/main" xmlns:mv="urn:schemas-microsoft-com:mac:vml" xmlns:o="urn:schemas-microsoft-com:office:office" xmlns:r="http://schemas.openxmlformats.org/officeDocument/2006/relationships" xmlns:v="urn:schemas-microsoft-com:vml" xmlns:w10="urn:schemas-microsoft-com:office:word" xmlns:w14="http://schemas.microsoft.com/office/word/2010/wordml" xmlns:w="http://schemas.openxmlformats.org/wordprocessingml/2006/main" xmlns:wne="http://schemas.microsoft.com/office/word/2006/wordml" xmlns:wp14="http://schemas.microsoft.com/office/word/2010/wordprocessingDrawing" xmlns:wp="http://schemas.openxmlformats.org/drawingml/2006/wordprocessingDrawing" xmlns:wpc="http://schemas.microsoft.com/office/word/2010/wordprocessingCanvas" xmlns:wpg="http://schemas.microsoft.com/office/word/2010/wordprocessingGroup" xmlns:wpi="http://schemas.microsoft.com/office/word/2010/wordprocessingInk" xmlns:wps="http://schemas.microsoft.com/office/word/2010/wordprocessingShape" mc:Ignorable="w14 wp14">
+  <w:p>
+    <w:pPr>
+      <w:pStyle w:val="Header"/>
+    </w:pPr>
+  </w:p>
+</w:hdr>
 </file>
 
 <file path=word/numbering.xml><?xml version="1.0" encoding="utf-8"?>
